--- a/predlosci/PREDLOŽAK KV1 Luka Jurkic.docx
+++ b/predlosci/PREDLOŽAK KV1 Luka Jurkic.docx
@@ -553,7 +553,6 @@
         </w:rPr>
         <w:t xml:space="preserve">Prikazati kako se broj ljudi u pojedinim religijama te granama religija mijenjao u nedavnoj povijesti.</w:t>
       </w:r>
-      <w:r/>
       <w:r>
         <w:rPr>
           <w:lang w:val="en-US"/>
@@ -584,7 +583,13 @@
         <w:rPr>
           <w:lang w:val="en-US"/>
         </w:rPr>
-        <w:t xml:space="preserve"> Napraviti jednostavan i intuitivan prikaz koji korisniku omogucuje pretrazivanje podataka o broj ljudi koji se asocijaraju s pojedinim religijama i granama religija kroz povijest. Korisnik bi trebao moci prolaziti kroz godine te na karti svijeta odabirati podrucja svijeta gdje ce moci vidjeti koliko je ljudi asocirano s kojom religijom. Korisnik moze odabrati religiju te dobiti obojanu kartu gdje koja pokazuje gdje je najvise odabrana religija zastupljena.</w:t>
+        <w:t xml:space="preserve"> Napraviti jednostavan i intuitivan prikaz koji korisniku omogucuje pretrazivanje podataka o broj ljudi koji se asocijaraju s pojedinim religijama i granama religija kroz povijest. Korisnik bi trebao moci </w:t>
+      </w:r>
+      <w:r>
+        <w:rPr>
+          <w:lang w:val="en-US"/>
+        </w:rPr>
+        <w:t xml:space="preserve">prolaziti kroz godine te na karti svijeta odabirati podrucja svijeta gdje ce moci vidjeti koliko je ljudi asocirano s kojom religijom. Korisnik moze odabrati religiju te dobiti obojanu kartu gdje koja pokazuje gdje je najvise odabrana religija zastupljena.</w:t>
       </w:r>
       <w:r/>
     </w:p>
@@ -624,11 +629,6 @@
           <w:lang w:val="en-US"/>
         </w:rPr>
         <w:t xml:space="preserve"> </w:t>
-      </w:r>
-      <w:r>
-        <w:rPr>
-          <w:lang w:val="en-US"/>
-        </w:rPr>
       </w:r>
       <w:r>
         <w:rPr>
@@ -1205,16 +1205,22 @@
           <w:i/>
         </w:rPr>
       </w:r>
-    </w:p>
-    <w:p>
-      <w:pPr>
-        <w:pBdr/>
-        <w:spacing/>
-        <w:ind/>
+      <w:r>
         <w:rPr>
           <w:bCs/>
           <w:i/>
         </w:rPr>
+      </w:r>
+    </w:p>
+    <w:p>
+      <w:pPr>
+        <w:pBdr/>
+        <w:spacing/>
+        <w:ind/>
+        <w:rPr>
+          <w:bCs/>
+          <w:i/>
+        </w:rPr>
       </w:pPr>
       <w:r>
         <w:rPr>
@@ -1223,7 +1229,8 @@
       </w:r>
       <w:r>
         <w:rPr>
-          <w:highlight w:val="none"/>
+          <w:bCs/>
+          <w:i/>
         </w:rPr>
       </w:r>
       <w:r>
@@ -1291,6 +1298,11 @@
           <w:lang w:val="en-US"/>
         </w:rPr>
       </w:r>
+      <w:r>
+        <w:rPr>
+          <w:lang w:val="en-US"/>
+        </w:rPr>
+      </w:r>
     </w:p>
     <w:p>
       <w:pPr>
@@ -1312,6 +1324,11 @@
           <w:lang w:val="en-US"/>
         </w:rPr>
       </w:r>
+      <w:r>
+        <w:rPr>
+          <w:lang w:val="en-US"/>
+        </w:rPr>
+      </w:r>
     </w:p>
     <w:p>
       <w:pPr>
@@ -1333,13 +1350,20 @@
           <w:lang w:val="en-US"/>
         </w:rPr>
       </w:r>
+      <w:r>
+        <w:rPr>
+          <w:lang w:val="en-US"/>
+        </w:rPr>
+      </w:r>
     </w:p>
     <w:p>
       <w:pPr>
         <w:pBdr/>
         <w:spacing/>
         <w:ind w:firstLine="0" w:left="0"/>
-        <w:rPr/>
+        <w:rPr>
+          <w:highlight w:val="none"/>
+        </w:rPr>
       </w:pPr>
       <w:r>
         <w:rPr>
@@ -1350,10 +1374,159 @@
       <w:r>
         <w:t xml:space="preserve"> </w:t>
       </w:r>
-      <w:r>
-        <w:tab/>
-      </w:r>
       <w:r/>
+      <w:r/>
+    </w:p>
+    <w:p>
+      <w:pPr>
+        <w:pBdr/>
+        <w:spacing/>
+        <w:ind w:firstLine="0" w:left="0"/>
+        <w:rPr>
+          <w:highlight w:val="none"/>
+          <w:lang w:val="en-US"/>
+        </w:rPr>
+      </w:pPr>
+      <w:r>
+        <w:rPr>
+          <w:highlight w:val="none"/>
+          <w:lang w:val="en-US"/>
+        </w:rPr>
+        <w:t xml:space="preserve">Izvor za karte svijeta:</w:t>
+      </w:r>
+      <w:r>
+        <w:rPr>
+          <w:highlight w:val="none"/>
+        </w:rPr>
+      </w:r>
+    </w:p>
+    <w:p>
+      <w:pPr>
+        <w:pBdr/>
+        <w:spacing/>
+        <w:ind w:firstLine="0" w:left="0"/>
+        <w:rPr>
+          <w:highlight w:val="none"/>
+          <w:lang w:val="en-US"/>
+        </w:rPr>
+      </w:pPr>
+      <w:r>
+        <w:rPr>
+          <w:highlight w:val="none"/>
+          <w:lang w:val="en-US"/>
+        </w:rPr>
+      </w:r>
+      <w:r>
+        <w:rPr>
+          <w:highlight w:val="none"/>
+          <w:lang w:val="en-US"/>
+        </w:rPr>
+      </w:r>
+      <w:hyperlink r:id="rId9" w:tooltip="https://hub.arcgis.com/datasets/esri::world-continents/explore?location=-0.261464%2C0.000000%2C2.41" w:history="1">
+        <w:r>
+          <w:rPr>
+            <w:rStyle w:val="871"/>
+            <w:highlight w:val="none"/>
+            <w:lang w:val="en-US"/>
+          </w:rPr>
+          <w:t xml:space="preserve">https://hub.arcgis.com/datasets/esri::world-continents/explore?location=-0.261464%2C0.000000%2C2.41</w:t>
+        </w:r>
+        <w:r>
+          <w:rPr>
+            <w:rStyle w:val="871"/>
+            <w:highlight w:val="none"/>
+            <w:lang w:val="en-US"/>
+          </w:rPr>
+        </w:r>
+        <w:r>
+          <w:rPr>
+            <w:rStyle w:val="871"/>
+            <w:highlight w:val="none"/>
+            <w:lang w:val="en-US"/>
+          </w:rPr>
+        </w:r>
+      </w:hyperlink>
+      <w:r>
+        <w:rPr>
+          <w:highlight w:val="none"/>
+          <w:lang w:val="en-US"/>
+        </w:rPr>
+      </w:r>
+    </w:p>
+    <w:p>
+      <w:pPr>
+        <w:pBdr/>
+        <w:spacing/>
+        <w:ind w:firstLine="0" w:left="0"/>
+        <w:rPr>
+          <w:highlight w:val="none"/>
+          <w:lang w:val="en-US"/>
+        </w:rPr>
+      </w:pPr>
+      <w:r>
+        <w:rPr>
+          <w:highlight w:val="none"/>
+          <w:lang w:val="en-US"/>
+        </w:rPr>
+      </w:r>
+      <w:r>
+        <w:rPr>
+          <w:highlight w:val="none"/>
+          <w:lang w:val="en-US"/>
+        </w:rPr>
+      </w:r>
+      <w:hyperlink r:id="rId10" w:tooltip="https://geojson-maps.kyd.au/?utm_source=self&amp;utm_medium=redirect" w:history="1">
+        <w:r>
+          <w:rPr>
+            <w:rStyle w:val="871"/>
+            <w:highlight w:val="none"/>
+            <w:lang w:val="en-US"/>
+          </w:rPr>
+          <w:t xml:space="preserve">https://geojson-maps.kyd.au/?utm_source=self&amp;utm_medium=redirect</w:t>
+        </w:r>
+        <w:r>
+          <w:rPr>
+            <w:rStyle w:val="871"/>
+            <w:highlight w:val="none"/>
+            <w:lang w:val="en-US"/>
+          </w:rPr>
+        </w:r>
+        <w:r>
+          <w:rPr>
+            <w:rStyle w:val="871"/>
+            <w:highlight w:val="none"/>
+            <w:lang w:val="en-US"/>
+          </w:rPr>
+        </w:r>
+      </w:hyperlink>
+      <w:r>
+        <w:rPr>
+          <w:highlight w:val="none"/>
+          <w:lang w:val="en-US"/>
+        </w:rPr>
+      </w:r>
+    </w:p>
+    <w:p>
+      <w:pPr>
+        <w:pBdr/>
+        <w:spacing/>
+        <w:ind w:firstLine="0" w:left="0"/>
+        <w:rPr>
+          <w:lang w:val="en-US"/>
+        </w:rPr>
+      </w:pPr>
+      <w:r>
+        <w:rPr>
+          <w:highlight w:val="none"/>
+          <w:lang w:val="en-US"/>
+        </w:rPr>
+      </w:r>
+      <w:r>
+        <w:rPr>
+          <w:highlight w:val="none"/>
+          <w:lang w:val="en-US"/>
+        </w:rPr>
+      </w:r>
     </w:p>
     <w:p>
       <w:pPr>
@@ -1778,7 +1951,6 @@
         <w:t xml:space="preserve">.</w:t>
       </w:r>
       <w:r/>
-      <w:r/>
     </w:p>
     <w:p>
       <w:pPr>
@@ -1791,7 +1963,13 @@
         <w:rPr>
           <w:lang w:val="en-US"/>
         </w:rPr>
-        <w:t xml:space="preserve">Podaci nakon skidanja dolaze sa PDF dokumentom koji objasnjava podatke. Podaci su srednjeni na nacin da ako podatak ne postoji za neki drzavo ili religiju tada se na mjesto gdje je podatak postavlja 0. S time na umu ce se i raditi projekt. POdaci su u 3 zasebna dokumenta i takvi ce se koristiti, nije ih potrebno spajati. Pregledom podataka moze se primjetiti da podaci imaju smislenost i tocnost koja se podudara sa stvarnom iskustvima</w:t>
+        <w:t xml:space="preserve">Podaci nakon skidanja dolaze sa PDF dokumentom koji objasnjava podatke. Podaci su srednjeni na nacin da ako podatak ne postoji za neki drzavo ili religiju tada se na mjesto gdje je </w:t>
+      </w:r>
+      <w:r>
+        <w:rPr>
+          <w:lang w:val="en-US"/>
+        </w:rPr>
+        <w:t xml:space="preserve">podatak postavlja 0. S time na umu ce se i raditi projekt. POdaci su u 3 zasebna dokumenta i takvi ce se koristiti, nije ih potrebno spajati. Pregledom podataka moze se primjetiti da podaci imaju smislenost i tocnost koja se podudara sa stvarnom iskustvima</w:t>
       </w:r>
       <w:r>
         <w:br/>
@@ -1800,7 +1978,6 @@
       <w:r>
         <w:tab/>
       </w:r>
-      <w:r/>
       <w:r/>
     </w:p>
     <w:p>
